--- a/pr-preview/pr-360/exploratory-descriptive-handout-tracked-changes.docx
+++ b/pr-preview/pr-360/exploratory-descriptive-handout-tracked-changes.docx
@@ -16,7 +16,7 @@
       </w:pPr>
       <w:del w:id="1" w:author="PR Preview" w:date="2026-01-01T00:00:00Z">
         <w:r>
-          <w:delText xml:space="preserve">Last modified: 2026-10-19 01:04:06 (PDT)</w:delText>
+          <w:delText xml:space="preserve">Last modified: 2026-10-19 01:24:50 (PDT)</w:delText>
         </w:r>
       </w:del>
     </w:p>
@@ -26,7 +26,7 @@
       </w:pPr>
       <w:ins w:id="2" w:author="PR Preview" w:date="2026-01-01T00:00:00Z">
         <w:r>
-          <w:t xml:space="preserve">Last modified: 2026-10-19 01:07:13 (PDT)</w:t>
+          <w:t xml:space="preserve">Last modified: 2026-10-19 01:43:36 (PDT)</w:t>
         </w:r>
       </w:ins>
     </w:p>

--- a/pr-preview/pr-360/exploratory-descriptive-handout-tracked-changes.docx
+++ b/pr-preview/pr-360/exploratory-descriptive-handout-tracked-changes.docx
@@ -16,7 +16,7 @@
       </w:pPr>
       <w:del w:id="1" w:author="PR Preview" w:date="2026-01-01T00:00:00Z">
         <w:r>
-          <w:delText xml:space="preserve">Last modified: 2026-10-19 01:24:50 (PDT)</w:delText>
+          <w:delText xml:space="preserve">Last modified: 2026-10-19 01:42:24 (PDT)</w:delText>
         </w:r>
       </w:del>
     </w:p>
@@ -26,7 +26,7 @@
       </w:pPr>
       <w:ins w:id="2" w:author="PR Preview" w:date="2026-01-01T00:00:00Z">
         <w:r>
-          <w:t xml:space="preserve">Last modified: 2026-10-19 01:43:36 (PDT)</w:t>
+          <w:t xml:space="preserve">Last modified: 2026-10-19 02:23:14 (PDT)</w:t>
         </w:r>
       </w:ins>
     </w:p>

--- a/pr-preview/pr-360/exploratory-descriptive-handout-tracked-changes.docx
+++ b/pr-preview/pr-360/exploratory-descriptive-handout-tracked-changes.docx
@@ -16,7 +16,7 @@
       </w:pPr>
       <w:del w:id="1" w:author="PR Preview" w:date="2026-01-01T00:00:00Z">
         <w:r>
-          <w:delText xml:space="preserve">Last modified: 2026-10-19 01:42:24 (PDT)</w:delText>
+          <w:delText xml:space="preserve">Last modified: 2026-10-19 02:56:37 (PDT)</w:delText>
         </w:r>
       </w:del>
     </w:p>
@@ -26,7 +26,7 @@
       </w:pPr>
       <w:ins w:id="2" w:author="PR Preview" w:date="2026-01-01T00:00:00Z">
         <w:r>
-          <w:t xml:space="preserve">Last modified: 2026-10-19 02:23:14 (PDT)</w:t>
+          <w:t xml:space="preserve">Last modified: 2026-10-19 03:03:52 (PDT)</w:t>
         </w:r>
       </w:ins>
     </w:p>
@@ -21892,17 +21892,149 @@
       </w:tr>
     </w:tbl>
     <w:bookmarkEnd w:id="136"/>
-    <w:bookmarkStart w:id="181" w:name="references"/>
+    <w:bookmarkStart w:id="140" w:name="further-reading"/>
     <w:p>
       <w:pPr>
         <w:pStyle w:val="Heading2"/>
       </w:pPr>
+      <w:ins w:id="3" w:author="PR Preview" w:date="2026-01-01T00:00:00Z">
+        <w:r>
+          <w:t xml:space="preserve">7 Further reading</w:t>
+        </w:r>
+      </w:ins>
+    </w:p>
+    <w:p>
+      <w:pPr>
+        <w:pStyle w:val="FirstParagraph"/>
+      </w:pPr>
+      <w:hyperlink r:id="rId137">
+        <w:ins w:id="4" w:author="PR Preview" w:date="2026-01-01T00:00:00Z">
+          <w:r>
+            <w:rPr>
+              <w:rStyle w:val="Hyperlink"/>
+            </w:rPr>
+            <w:t xml:space="preserve">Plotting a Binary Outcome</w:t>
+          </w:r>
+        </w:ins>
+      </w:hyperlink>
+      <w:ins w:id="5" w:author="PR Preview" w:date="2026-01-01T00:00:00Z">
+        <w:r>
+          <w:t xml:space="preserve"> </w:t>
+        </w:r>
+      </w:ins>
+      <w:ins w:id="6" w:author="PR Preview" w:date="2026-01-01T00:00:00Z">
+        <w:r>
+          <w:t xml:space="preserve">shows how to plot a 0/1 outcome against a</w:t>
+        </w:r>
+      </w:ins>
+      <w:ins w:id="7" w:author="PR Preview" w:date="2026-01-01T00:00:00Z">
+        <w:r>
+          <w:t xml:space="preserve"> </w:t>
+        </w:r>
+      </w:ins>
+      <w:hyperlink r:id="rId62">
+        <w:ins w:id="8" w:author="PR Preview" w:date="2026-01-01T00:00:00Z">
+          <w:r>
+            <w:rPr>
+              <w:rStyle w:val="Hyperlink"/>
+            </w:rPr>
+            <w:t xml:space="preserve">continuous</w:t>
+          </w:r>
+        </w:ins>
+      </w:hyperlink>
+      <w:ins w:id="9" w:author="PR Preview" w:date="2026-01-01T00:00:00Z">
+        <w:r>
+          <w:t xml:space="preserve"> </w:t>
+        </w:r>
+      </w:ins>
+      <w:ins w:id="10" w:author="PR Preview" w:date="2026-01-01T00:00:00Z">
+        <w:r>
+          <w:t xml:space="preserve">feature,</w:t>
+        </w:r>
+      </w:ins>
+      <w:ins w:id="11" w:author="PR Preview" w:date="2026-01-01T00:00:00Z">
+        <w:r>
+          <w:t xml:space="preserve"> </w:t>
+        </w:r>
+      </w:ins>
+      <w:ins w:id="12" w:author="PR Preview" w:date="2026-01-01T00:00:00Z">
+        <w:r>
+          <w:t xml:space="preserve">where</w:t>
+        </w:r>
+      </w:ins>
+      <w:ins w:id="13" w:author="PR Preview" w:date="2026-01-01T00:00:00Z">
+        <w:r>
+          <w:t xml:space="preserve"> </w:t>
+        </w:r>
+      </w:ins>
+      <w:hyperlink r:id="rId138">
+        <w:ins w:id="14" w:author="PR Preview" w:date="2026-01-01T00:00:00Z">
+          <w:r>
+            <w:rPr>
+              <w:rStyle w:val="Hyperlink"/>
+            </w:rPr>
+            <w:t xml:space="preserve">scatterplot</w:t>
+          </w:r>
+        </w:ins>
+      </w:hyperlink>
+      <w:ins w:id="15" w:author="PR Preview" w:date="2026-01-01T00:00:00Z">
+        <w:r>
+          <w:t xml:space="preserve"> </w:t>
+        </w:r>
+      </w:ins>
+      <w:ins w:id="16" w:author="PR Preview" w:date="2026-01-01T00:00:00Z">
+        <w:r>
+          <w:t xml:space="preserve">dots would pile into two stripes.</w:t>
+        </w:r>
+      </w:ins>
+      <w:ins w:id="17" w:author="PR Preview" w:date="2026-01-01T00:00:00Z">
+        <w:r>
+          <w:t xml:space="preserve"> </w:t>
+        </w:r>
+      </w:ins>
+      <w:ins w:id="18" w:author="PR Preview" w:date="2026-01-01T00:00:00Z">
+        <w:r>
+          <w:t xml:space="preserve">It draws a rug and two</w:t>
+        </w:r>
+      </w:ins>
+      <w:ins w:id="19" w:author="PR Preview" w:date="2026-01-01T00:00:00Z">
+        <w:r>
+          <w:t xml:space="preserve"> </w:t>
+        </w:r>
+      </w:ins>
+      <w:hyperlink r:id="rId139">
+        <w:ins w:id="20" w:author="PR Preview" w:date="2026-01-01T00:00:00Z">
+          <w:r>
+            <w:rPr>
+              <w:rStyle w:val="Hyperlink"/>
+            </w:rPr>
+            <w:t xml:space="preserve">histograms</w:t>
+          </w:r>
+        </w:ins>
+      </w:hyperlink>
+      <w:ins w:id="21" w:author="PR Preview" w:date="2026-01-01T00:00:00Z">
+        <w:r>
+          <w:t xml:space="preserve"> </w:t>
+        </w:r>
+      </w:ins>
+      <w:ins w:id="22" w:author="PR Preview" w:date="2026-01-01T00:00:00Z">
+        <w:r>
+          <w:t xml:space="preserve">of the WCGS data, in R and Python.</w:t>
+        </w:r>
+      </w:ins>
+    </w:p>
+    <w:bookmarkEnd w:id="140"/>
+    <w:bookmarkStart w:id="185" w:name="references"/>
+    <w:p>
+      <w:pPr>
+        <w:pStyle w:val="Heading2"/>
+      </w:pPr>
       <w:r>
         <w:t xml:space="preserve">References</w:t>
       </w:r>
     </w:p>
-    <w:bookmarkStart w:id="180" w:name="refs"/>
-    <w:bookmarkStart w:id="138" w:name="ref-vittinghoff2e"/>
+    <w:bookmarkStart w:id="184" w:name="refs"/>
+    <w:bookmarkStart w:id="142" w:name="ref-vittinghoff2e"/>
     <w:p>
       <w:pPr>
         <w:pStyle w:val="Bibliography"/>
@@ -21935,7 +22067,7 @@
       <w:r>
         <w:t xml:space="preserve"> </w:t>
       </w:r>
-      <w:hyperlink r:id="rId137">
+      <w:hyperlink r:id="rId141">
         <w:r>
           <w:rPr>
             <w:rStyle w:val="Hyperlink"/>
@@ -21947,8 +22079,8 @@
         <w:t xml:space="preserve">.</w:t>
       </w:r>
     </w:p>
-    <w:bookmarkEnd w:id="138"/>
-    <w:bookmarkStart w:id="140" w:name="ref-rosenman1975coronary"/>
+    <w:bookmarkEnd w:id="142"/>
+    <w:bookmarkStart w:id="144" w:name="ref-rosenman1975coronary"/>
     <w:p>
       <w:pPr>
         <w:pStyle w:val="Bibliography"/>
@@ -21996,7 +22128,7 @@
       <w:r>
         <w:t xml:space="preserve"> </w:t>
       </w:r>
-      <w:hyperlink r:id="rId139">
+      <w:hyperlink r:id="rId143">
         <w:r>
           <w:rPr>
             <w:rStyle w:val="Hyperlink"/>
@@ -22008,8 +22140,8 @@
         <w:t xml:space="preserve">.</w:t>
       </w:r>
     </w:p>
-    <w:bookmarkEnd w:id="140"/>
-    <w:bookmarkStart w:id="142" w:name="ref-wikipedia_statistical_population"/>
+    <w:bookmarkEnd w:id="144"/>
+    <w:bookmarkStart w:id="146" w:name="ref-wikipedia_statistical_population"/>
     <w:p>
       <w:pPr>
         <w:pStyle w:val="Bibliography"/>
@@ -22056,7 +22188,7 @@
       <w:r>
         <w:t xml:space="preserve"> </w:t>
       </w:r>
-      <w:hyperlink r:id="rId141">
+      <w:hyperlink r:id="rId145">
         <w:r>
           <w:rPr>
             <w:rStyle w:val="Hyperlink"/>
@@ -22065,8 +22197,8 @@
         </w:r>
       </w:hyperlink>
     </w:p>
-    <w:bookmarkEnd w:id="142"/>
-    <w:bookmarkStart w:id="144" w:name="ref-wikipedia_simple_random_sample"/>
+    <w:bookmarkEnd w:id="146"/>
+    <w:bookmarkStart w:id="148" w:name="ref-wikipedia_simple_random_sample"/>
     <w:p>
       <w:pPr>
         <w:pStyle w:val="Bibliography"/>
@@ -22113,7 +22245,7 @@
       <w:r>
         <w:t xml:space="preserve"> </w:t>
       </w:r>
-      <w:hyperlink r:id="rId143">
+      <w:hyperlink r:id="rId147">
         <w:r>
           <w:rPr>
             <w:rStyle w:val="Hyperlink"/>
@@ -22122,8 +22254,8 @@
         </w:r>
       </w:hyperlink>
     </w:p>
-    <w:bookmarkEnd w:id="144"/>
-    <w:bookmarkStart w:id="146" w:name="ref-wikipedia_median"/>
+    <w:bookmarkEnd w:id="148"/>
+    <w:bookmarkStart w:id="150" w:name="ref-wikipedia_median"/>
     <w:p>
       <w:pPr>
         <w:pStyle w:val="Bibliography"/>
@@ -22170,7 +22302,7 @@
       <w:r>
         <w:t xml:space="preserve"> </w:t>
       </w:r>
-      <w:hyperlink r:id="rId145">
+      <w:hyperlink r:id="rId149">
         <w:r>
           <w:rPr>
             <w:rStyle w:val="Hyperlink"/>
@@ -22179,8 +22311,8 @@
         </w:r>
       </w:hyperlink>
     </w:p>
-    <w:bookmarkEnd w:id="146"/>
-    <w:bookmarkStart w:id="148" w:name="ref-wikipedia_variance"/>
+    <w:bookmarkEnd w:id="150"/>
+    <w:bookmarkStart w:id="152" w:name="ref-wikipedia_variance"/>
     <w:p>
       <w:pPr>
         <w:pStyle w:val="Bibliography"/>
@@ -22227,7 +22359,7 @@
       <w:r>
         <w:t xml:space="preserve"> </w:t>
       </w:r>
-      <w:hyperlink r:id="rId147">
+      <w:hyperlink r:id="rId151">
         <w:r>
           <w:rPr>
             <w:rStyle w:val="Hyperlink"/>
@@ -22236,8 +22368,8 @@
         </w:r>
       </w:hyperlink>
     </w:p>
-    <w:bookmarkEnd w:id="148"/>
-    <w:bookmarkStart w:id="150" w:name="ref-wikipedia_standard_deviation"/>
+    <w:bookmarkEnd w:id="152"/>
+    <w:bookmarkStart w:id="154" w:name="ref-wikipedia_standard_deviation"/>
     <w:p>
       <w:pPr>
         <w:pStyle w:val="Bibliography"/>
@@ -22284,7 +22416,7 @@
       <w:r>
         <w:t xml:space="preserve"> </w:t>
       </w:r>
-      <w:hyperlink r:id="rId149">
+      <w:hyperlink r:id="rId153">
         <w:r>
           <w:rPr>
             <w:rStyle w:val="Hyperlink"/>
@@ -22293,8 +22425,8 @@
         </w:r>
       </w:hyperlink>
     </w:p>
-    <w:bookmarkEnd w:id="150"/>
-    <w:bookmarkStart w:id="152" w:name="ref-wikipedia_quartile"/>
+    <w:bookmarkEnd w:id="154"/>
+    <w:bookmarkStart w:id="156" w:name="ref-wikipedia_quartile"/>
     <w:p>
       <w:pPr>
         <w:pStyle w:val="Bibliography"/>
@@ -22341,7 +22473,7 @@
       <w:r>
         <w:t xml:space="preserve"> </w:t>
       </w:r>
-      <w:hyperlink r:id="rId151">
+      <w:hyperlink r:id="rId155">
         <w:r>
           <w:rPr>
             <w:rStyle w:val="Hyperlink"/>
@@ -22350,8 +22482,8 @@
         </w:r>
       </w:hyperlink>
     </w:p>
-    <w:bookmarkEnd w:id="152"/>
-    <w:bookmarkStart w:id="154" w:name="ref-wikipedia_interquartile_range"/>
+    <w:bookmarkEnd w:id="156"/>
+    <w:bookmarkStart w:id="158" w:name="ref-wikipedia_interquartile_range"/>
     <w:p>
       <w:pPr>
         <w:pStyle w:val="Bibliography"/>
@@ -22398,7 +22530,7 @@
       <w:r>
         <w:t xml:space="preserve"> </w:t>
       </w:r>
-      <w:hyperlink r:id="rId153">
+      <w:hyperlink r:id="rId157">
         <w:r>
           <w:rPr>
             <w:rStyle w:val="Hyperlink"/>
@@ -22407,8 +22539,8 @@
         </w:r>
       </w:hyperlink>
     </w:p>
-    <w:bookmarkEnd w:id="154"/>
-    <w:bookmarkStart w:id="155" w:name="ref-hoggtanis2015"/>
+    <w:bookmarkEnd w:id="158"/>
+    <w:bookmarkStart w:id="159" w:name="ref-hoggtanis2015"/>
     <w:p>
       <w:pPr>
         <w:pStyle w:val="Bibliography"/>
@@ -22439,8 +22571,8 @@
         <w:t xml:space="preserve">, Tenth edition. Boston: Pearson, 2019.</w:t>
       </w:r>
     </w:p>
-    <w:bookmarkEnd w:id="155"/>
-    <w:bookmarkStart w:id="156" w:name="ref-rice2007mathematical"/>
+    <w:bookmarkEnd w:id="159"/>
+    <w:bookmarkStart w:id="160" w:name="ref-rice2007mathematical"/>
     <w:p>
       <w:pPr>
         <w:pStyle w:val="Bibliography"/>
@@ -22471,8 +22603,8 @@
         <w:t xml:space="preserve">, 3rd ed. Belmont, CA: Cengage Learning, 2007.</w:t>
       </w:r>
     </w:p>
-    <w:bookmarkEnd w:id="156"/>
-    <w:bookmarkStart w:id="158" w:name="ref-wikipedia_histogram"/>
+    <w:bookmarkEnd w:id="160"/>
+    <w:bookmarkStart w:id="162" w:name="ref-wikipedia_histogram"/>
     <w:p>
       <w:pPr>
         <w:pStyle w:val="Bibliography"/>
@@ -22519,7 +22651,7 @@
       <w:r>
         <w:t xml:space="preserve"> </w:t>
       </w:r>
-      <w:hyperlink r:id="rId157">
+      <w:hyperlink r:id="rId161">
         <w:r>
           <w:rPr>
             <w:rStyle w:val="Hyperlink"/>
@@ -22528,8 +22660,8 @@
         </w:r>
       </w:hyperlink>
     </w:p>
-    <w:bookmarkEnd w:id="158"/>
-    <w:bookmarkStart w:id="160" w:name="ref-wikipedia_kernel_density_estimation"/>
+    <w:bookmarkEnd w:id="162"/>
+    <w:bookmarkStart w:id="164" w:name="ref-wikipedia_kernel_density_estimation"/>
     <w:p>
       <w:pPr>
         <w:pStyle w:val="Bibliography"/>
@@ -22576,7 +22708,7 @@
       <w:r>
         <w:t xml:space="preserve"> </w:t>
       </w:r>
-      <w:hyperlink r:id="rId159">
+      <w:hyperlink r:id="rId163">
         <w:r>
           <w:rPr>
             <w:rStyle w:val="Hyperlink"/>
@@ -22585,8 +22717,8 @@
         </w:r>
       </w:hyperlink>
     </w:p>
-    <w:bookmarkEnd w:id="160"/>
-    <w:bookmarkStart w:id="162" w:name="ref-wikipedia_box_plot"/>
+    <w:bookmarkEnd w:id="164"/>
+    <w:bookmarkStart w:id="166" w:name="ref-wikipedia_box_plot"/>
     <w:p>
       <w:pPr>
         <w:pStyle w:val="Bibliography"/>
@@ -22633,7 +22765,7 @@
       <w:r>
         <w:t xml:space="preserve"> </w:t>
       </w:r>
-      <w:hyperlink r:id="rId161">
+      <w:hyperlink r:id="rId165">
         <w:r>
           <w:rPr>
             <w:rStyle w:val="Hyperlink"/>
@@ -22642,8 +22774,8 @@
         </w:r>
       </w:hyperlink>
     </w:p>
-    <w:bookmarkEnd w:id="162"/>
-    <w:bookmarkStart w:id="164" w:name="ref-wikipedia_bar_chart"/>
+    <w:bookmarkEnd w:id="166"/>
+    <w:bookmarkStart w:id="168" w:name="ref-wikipedia_bar_chart"/>
     <w:p>
       <w:pPr>
         <w:pStyle w:val="Bibliography"/>
@@ -22690,7 +22822,7 @@
       <w:r>
         <w:t xml:space="preserve"> </w:t>
       </w:r>
-      <w:hyperlink r:id="rId163">
+      <w:hyperlink r:id="rId167">
         <w:r>
           <w:rPr>
             <w:rStyle w:val="Hyperlink"/>
@@ -22699,8 +22831,8 @@
         </w:r>
       </w:hyperlink>
     </w:p>
-    <w:bookmarkEnd w:id="164"/>
-    <w:bookmarkStart w:id="166" w:name="ref-wikipedia_q_q_plot"/>
+    <w:bookmarkEnd w:id="168"/>
+    <w:bookmarkStart w:id="170" w:name="ref-wikipedia_q_q_plot"/>
     <w:p>
       <w:pPr>
         <w:pStyle w:val="Bibliography"/>
@@ -22747,7 +22879,7 @@
       <w:r>
         <w:t xml:space="preserve"> </w:t>
       </w:r>
-      <w:hyperlink r:id="rId165">
+      <w:hyperlink r:id="rId169">
         <w:r>
           <w:rPr>
             <w:rStyle w:val="Hyperlink"/>
@@ -22756,8 +22888,8 @@
         </w:r>
       </w:hyperlink>
     </w:p>
-    <w:bookmarkEnd w:id="166"/>
-    <w:bookmarkStart w:id="168" w:name="ref-wikipedia_scatter_plot"/>
+    <w:bookmarkEnd w:id="170"/>
+    <w:bookmarkStart w:id="172" w:name="ref-wikipedia_scatter_plot"/>
     <w:p>
       <w:pPr>
         <w:pStyle w:val="Bibliography"/>
@@ -22804,7 +22936,7 @@
       <w:r>
         <w:t xml:space="preserve"> </w:t>
       </w:r>
-      <w:hyperlink r:id="rId167">
+      <w:hyperlink r:id="rId171">
         <w:r>
           <w:rPr>
             <w:rStyle w:val="Hyperlink"/>
@@ -22813,8 +22945,8 @@
         </w:r>
       </w:hyperlink>
     </w:p>
-    <w:bookmarkEnd w:id="168"/>
-    <w:bookmarkStart w:id="170" w:name="X9c68751dcff429bb8eebfb08e71b6f746222990"/>
+    <w:bookmarkEnd w:id="172"/>
+    <w:bookmarkStart w:id="174" w:name="X9c68751dcff429bb8eebfb08e71b6f746222990"/>
     <w:p>
       <w:pPr>
         <w:pStyle w:val="Bibliography"/>
@@ -22861,7 +22993,7 @@
       <w:r>
         <w:t xml:space="preserve"> </w:t>
       </w:r>
-      <w:hyperlink r:id="rId169">
+      <w:hyperlink r:id="rId173">
         <w:r>
           <w:rPr>
             <w:rStyle w:val="Hyperlink"/>
@@ -22870,8 +23002,8 @@
         </w:r>
       </w:hyperlink>
     </w:p>
-    <w:bookmarkEnd w:id="170"/>
-    <w:bookmarkStart w:id="172" w:name="ref-wikipedia_contingency_table"/>
+    <w:bookmarkEnd w:id="174"/>
+    <w:bookmarkStart w:id="176" w:name="ref-wikipedia_contingency_table"/>
     <w:p>
       <w:pPr>
         <w:pStyle w:val="Bibliography"/>
@@ -22918,7 +23050,7 @@
       <w:r>
         <w:t xml:space="preserve"> </w:t>
       </w:r>
-      <w:hyperlink r:id="rId171">
+      <w:hyperlink r:id="rId175">
         <w:r>
           <w:rPr>
             <w:rStyle w:val="Hyperlink"/>
@@ -22927,8 +23059,8 @@
         </w:r>
       </w:hyperlink>
     </w:p>
-    <w:bookmarkEnd w:id="172"/>
-    <w:bookmarkStart w:id="174" w:name="ref-wikipedia_standard_score"/>
+    <w:bookmarkEnd w:id="176"/>
+    <w:bookmarkStart w:id="178" w:name="ref-wikipedia_standard_score"/>
     <w:p>
       <w:pPr>
         <w:pStyle w:val="Bibliography"/>
@@ -22975,7 +23107,7 @@
       <w:r>
         <w:t xml:space="preserve"> </w:t>
       </w:r>
-      <w:hyperlink r:id="rId173">
+      <w:hyperlink r:id="rId177">
         <w:r>
           <w:rPr>
             <w:rStyle w:val="Hyperlink"/>
@@ -22984,8 +23116,8 @@
         </w:r>
       </w:hyperlink>
     </w:p>
-    <w:bookmarkEnd w:id="174"/>
-    <w:bookmarkStart w:id="176" w:name="ref-james2021islr2e"/>
+    <w:bookmarkEnd w:id="178"/>
+    <w:bookmarkStart w:id="180" w:name="ref-james2021islr2e"/>
     <w:p>
       <w:pPr>
         <w:pStyle w:val="Bibliography"/>
@@ -23032,7 +23164,7 @@
       <w:r>
         <w:t xml:space="preserve"> </w:t>
       </w:r>
-      <w:hyperlink r:id="rId175">
+      <w:hyperlink r:id="rId179">
         <w:r>
           <w:rPr>
             <w:rStyle w:val="Hyperlink"/>
@@ -23044,8 +23176,8 @@
         <w:t xml:space="preserve">.</w:t>
       </w:r>
     </w:p>
-    <w:bookmarkEnd w:id="176"/>
-    <w:bookmarkStart w:id="177" w:name="ref-geron2017hands"/>
+    <w:bookmarkEnd w:id="180"/>
+    <w:bookmarkStart w:id="181" w:name="ref-geron2017hands"/>
     <w:p>
       <w:pPr>
         <w:pStyle w:val="Bibliography"/>
@@ -23118,8 +23250,8 @@
         <w:t xml:space="preserve">, 1st ed. O’Reilly Media, 2017.</w:t>
       </w:r>
     </w:p>
-    <w:bookmarkEnd w:id="177"/>
-    <w:bookmarkStart w:id="179" w:name="ref-wikipedia_feature_scaling"/>
+    <w:bookmarkEnd w:id="181"/>
+    <w:bookmarkStart w:id="183" w:name="ref-wikipedia_feature_scaling"/>
     <w:p>
       <w:pPr>
         <w:pStyle w:val="Bibliography"/>
@@ -23166,7 +23298,7 @@
       <w:r>
         <w:t xml:space="preserve"> </w:t>
       </w:r>
-      <w:hyperlink r:id="rId178">
+      <w:hyperlink r:id="rId182">
         <w:r>
           <w:rPr>
             <w:rStyle w:val="Hyperlink"/>
@@ -23175,9 +23307,9 @@
         </w:r>
       </w:hyperlink>
     </w:p>
-    <w:bookmarkEnd w:id="179"/>
-    <w:bookmarkEnd w:id="180"/>
-    <w:bookmarkEnd w:id="181"/>
+    <w:bookmarkEnd w:id="183"/>
+    <w:bookmarkEnd w:id="184"/>
+    <w:bookmarkEnd w:id="185"/>
     <w:sectPr>
       <w:footnotePr>
         <w:numRestart w:val="eachSect"/>
